--- a/exports/unified_architecture_v1.0.docx
+++ b/exports/unified_architecture_v1.0.docx
@@ -74,6 +74,131 @@
         <w:t xml:space="preserve">The strategic goal is to transform the agency into a modern federal network where identity is the perimeter, telemetry is the truth, routing is cloud-first, and governance is automated. UIAO provides the architectural foundation needed to meet Zero Trust expectations, TIC 3.0 requirements, and FedRAMP-aligned controls while improving mission performance and citizen experience.</w:t>
       </w:r>
     </w:p>
+    <w:bookmarkEnd w:id="21"/>
+    <w:bookmarkStart w:id="22" w:name="core-stack-integration"/>
+    <w:p>
+      <w:pPr>
+        <w:pStyle w:val="Heading1"/>
+      </w:pPr>
+      <w:r>
+        <w:t xml:space="preserve">Core Stack Integration</w:t>
+      </w:r>
+    </w:p>
+    <w:p>
+      <w:pPr>
+        <w:pStyle w:val="FirstParagraph"/>
+      </w:pPr>
+      <w:r>
+        <w:t xml:space="preserve">The following diagram illustrates how the three pillars of the UIAO framework interconnect. Each node is dynamically generated from program.yml and styled using validated classDef syntax.</w:t>
+      </w:r>
+    </w:p>
+    <w:p>
+      <w:pPr>
+        <w:pStyle w:val="SourceCode"/>
+      </w:pPr>
+      <w:r>
+        <w:rPr>
+          <w:rStyle w:val="VerbatimChar"/>
+        </w:rPr>
+        <w:t xml:space="preserve">graph LR</w:t>
+      </w:r>
+      <w:r>
+        <w:br/>
+      </w:r>
+      <w:r>
+        <w:rPr>
+          <w:rStyle w:val="VerbatimChar"/>
+        </w:rPr>
+        <w:t xml:space="preserve">    %% Define Classes based on UIAO Pillars</w:t>
+      </w:r>
+      <w:r>
+        <w:br/>
+      </w:r>
+      <w:r>
+        <w:rPr>
+          <w:rStyle w:val="VerbatimChar"/>
+        </w:rPr>
+        <w:t xml:space="preserve">    classDef identity fill:#f9f,stroke:#333,stroke-width:2px;</w:t>
+      </w:r>
+      <w:r>
+        <w:br/>
+      </w:r>
+      <w:r>
+        <w:rPr>
+          <w:rStyle w:val="VerbatimChar"/>
+        </w:rPr>
+        <w:t xml:space="preserve">    classDef addressing fill:#bbf,stroke:#333,stroke-width:2px;</w:t>
+      </w:r>
+      <w:r>
+        <w:br/>
+      </w:r>
+      <w:r>
+        <w:rPr>
+          <w:rStyle w:val="VerbatimChar"/>
+        </w:rPr>
+        <w:t xml:space="preserve">    classDef overlay fill:#dfd,stroke:#333,stroke-width:2px;</w:t>
+      </w:r>
+      <w:r>
+        <w:br/>
+      </w:r>
+      <w:r>
+        <w:br/>
+      </w:r>
+      <w:r>
+        <w:rPr>
+          <w:rStyle w:val="VerbatimChar"/>
+        </w:rPr>
+        <w:t xml:space="preserve">    %% Dynamically generate nodes from program.yml</w:t>
+      </w:r>
+      <w:r>
+        <w:br/>
+      </w:r>
+      <w:r>
+        <w:rPr>
+          <w:rStyle w:val="VerbatimChar"/>
+        </w:rPr>
+        <w:t xml:space="preserve">    </w:t>
+      </w:r>
+      <w:r>
+        <w:br/>
+      </w:r>
+      <w:r>
+        <w:br/>
+      </w:r>
+      <w:r>
+        <w:rPr>
+          <w:rStyle w:val="VerbatimChar"/>
+        </w:rPr>
+        <w:t xml:space="preserve">    %% Static Logic Connections (The Unified Fabric)</w:t>
+      </w:r>
+      <w:r>
+        <w:br/>
+      </w:r>
+      <w:r>
+        <w:rPr>
+          <w:rStyle w:val="VerbatimChar"/>
+        </w:rPr>
+        <w:t xml:space="preserve">    INR --&gt; CAT</w:t>
+      </w:r>
+      <w:r>
+        <w:br/>
+      </w:r>
+      <w:r>
+        <w:rPr>
+          <w:rStyle w:val="VerbatimChar"/>
+        </w:rPr>
+        <w:t xml:space="preserve">    IB --&gt; CAT</w:t>
+      </w:r>
+      <w:r>
+        <w:br/>
+      </w:r>
+      <w:r>
+        <w:rPr>
+          <w:rStyle w:val="VerbatimChar"/>
+        </w:rPr>
+        <w:t xml:space="preserve">    CAT --&gt; IB</w:t>
+      </w:r>
+    </w:p>
     <w:p>
       <w:r>
         <w:pict>
@@ -81,8 +206,8 @@
         </w:pict>
       </w:r>
     </w:p>
-    <w:bookmarkEnd w:id="21"/>
-    <w:bookmarkStart w:id="27" w:name="the-five-control-planes"/>
+    <w:bookmarkEnd w:id="22"/>
+    <w:bookmarkStart w:id="28" w:name="the-five-control-planes"/>
     <w:p>
       <w:pPr>
         <w:pStyle w:val="Heading1"/>
@@ -91,7 +216,7 @@
         <w:t xml:space="preserve">The Five Control Planes</w:t>
       </w:r>
     </w:p>
-    <w:bookmarkStart w:id="22" w:name="identity-control-plane"/>
+    <w:bookmarkStart w:id="23" w:name="identity-control-plane"/>
     <w:p>
       <w:pPr>
         <w:pStyle w:val="Heading3"/>
@@ -108,8 +233,8 @@
         <w:t xml:space="preserve">The Identity Control Plane is anchored in Entra ID and reinforced by ICAM governance, Conditional Access, Privileged Identity Management, and lifecycle automation. Identity becomes the authoritative source for access, addressing, certificates, and policy.</w:t>
       </w:r>
     </w:p>
-    <w:bookmarkEnd w:id="22"/>
-    <w:bookmarkStart w:id="23" w:name="network-control-plane"/>
+    <w:bookmarkEnd w:id="23"/>
+    <w:bookmarkStart w:id="24" w:name="network-control-plane"/>
     <w:p>
       <w:pPr>
         <w:pStyle w:val="Heading3"/>
@@ -126,8 +251,8 @@
         <w:t xml:space="preserve">The Network Control Plane uses Cisco SD-WAN to deliver cloud-first routing, performance-optimized paths for M365, and identity-aware segmentation. Integration with INR enables location-aware routing and emergency services readiness.</w:t>
       </w:r>
     </w:p>
-    <w:bookmarkEnd w:id="23"/>
-    <w:bookmarkStart w:id="24" w:name="addressing-control-plane"/>
+    <w:bookmarkEnd w:id="24"/>
+    <w:bookmarkStart w:id="25" w:name="addressing-control-plane"/>
     <w:p>
       <w:pPr>
         <w:pStyle w:val="Heading3"/>
@@ -144,8 +269,8 @@
         <w:t xml:space="preserve">The Addressing Control Plane modernizes IPAM through InfoBlox, replacing spreadsheets with authoritative, identity-derived addressing. DNS and DHCP are unified across cloud and on-prem environments, enabling consistent policy enforcement and accurate telemetry correlation.</w:t>
       </w:r>
     </w:p>
-    <w:bookmarkEnd w:id="24"/>
-    <w:bookmarkStart w:id="25" w:name="telemetry-location-control-plane"/>
+    <w:bookmarkEnd w:id="25"/>
+    <w:bookmarkStart w:id="26" w:name="telemetry-location-control-plane"/>
     <w:p>
       <w:pPr>
         <w:pStyle w:val="Heading3"/>
@@ -162,8 +287,8 @@
         <w:t xml:space="preserve">The Telemetry and Location Control Plane consolidates signals from M365, SD-WAN, endpoints, DNS, CDM/CLAW, and SIEM platforms. Telemetry becomes a real-time control input for routing, security, and compliance, enabling conversation-level visibility across the enterprise.</w:t>
       </w:r>
     </w:p>
-    <w:bookmarkEnd w:id="25"/>
-    <w:bookmarkStart w:id="26" w:name="security-compliance-plane"/>
+    <w:bookmarkEnd w:id="26"/>
+    <w:bookmarkStart w:id="27" w:name="security-compliance-plane"/>
     <w:p>
       <w:pPr>
         <w:pStyle w:val="Heading3"/>
@@ -187,9 +312,9 @@
         </w:pict>
       </w:r>
     </w:p>
-    <w:bookmarkEnd w:id="26"/>
     <w:bookmarkEnd w:id="27"/>
-    <w:bookmarkStart w:id="35" w:name="the-seven-core-concepts"/>
+    <w:bookmarkEnd w:id="28"/>
+    <w:bookmarkStart w:id="36" w:name="the-seven-core-concepts"/>
     <w:p>
       <w:pPr>
         <w:pStyle w:val="Heading1"/>
@@ -198,7 +323,7 @@
         <w:t xml:space="preserve">The Seven Core Concepts</w:t>
       </w:r>
     </w:p>
-    <w:bookmarkStart w:id="28" w:name="conversation-as-the-atomic-unit"/>
+    <w:bookmarkStart w:id="29" w:name="conversation-as-the-atomic-unit"/>
     <w:p>
       <w:pPr>
         <w:pStyle w:val="Heading3"/>
@@ -215,8 +340,8 @@
         <w:t xml:space="preserve">Every interaction—identity, certificate, addressing, path, QoS, and telemetry—is treated as a single, correlated conversation rather than isolated events.</w:t>
       </w:r>
     </w:p>
-    <w:bookmarkEnd w:id="28"/>
-    <w:bookmarkStart w:id="29" w:name="identity-as-the-root-namespace"/>
+    <w:bookmarkEnd w:id="29"/>
+    <w:bookmarkStart w:id="30" w:name="identity-as-the-root-namespace"/>
     <w:p>
       <w:pPr>
         <w:pStyle w:val="Heading3"/>
@@ -233,8 +358,8 @@
         <w:t xml:space="preserve">Identity becomes the root namespace for all resources, ensuring that every IP address, certificate, subnet, policy, and telemetry event is derived from or bound to identity.</w:t>
       </w:r>
     </w:p>
-    <w:bookmarkEnd w:id="29"/>
-    <w:bookmarkStart w:id="30" w:name="deterministic-addressing"/>
+    <w:bookmarkEnd w:id="30"/>
+    <w:bookmarkStart w:id="31" w:name="deterministic-addressing"/>
     <w:p>
       <w:pPr>
         <w:pStyle w:val="Heading3"/>
@@ -251,8 +376,8 @@
         <w:t xml:space="preserve">Addressing becomes deterministic and policy-driven, replacing ad-hoc assignment with identity-derived logic that enables accurate correlation and automated governance.</w:t>
       </w:r>
     </w:p>
-    <w:bookmarkEnd w:id="30"/>
-    <w:bookmarkStart w:id="31" w:name="certificate-anchored-overlay"/>
+    <w:bookmarkEnd w:id="31"/>
+    <w:bookmarkStart w:id="32" w:name="certificate-anchored-overlay"/>
     <w:p>
       <w:pPr>
         <w:pStyle w:val="Heading3"/>
@@ -269,8 +394,8 @@
         <w:t xml:space="preserve">Certificates and mutual TLS anchor tunnels, services, and trust relationships across the enterprise.</w:t>
       </w:r>
     </w:p>
-    <w:bookmarkEnd w:id="31"/>
-    <w:bookmarkStart w:id="32" w:name="telemetry-as-control"/>
+    <w:bookmarkEnd w:id="32"/>
+    <w:bookmarkStart w:id="33" w:name="telemetry-as-control"/>
     <w:p>
       <w:pPr>
         <w:pStyle w:val="Heading3"/>
@@ -287,8 +412,8 @@
         <w:t xml:space="preserve">Telemetry becomes an active control input for routing, security, and compliance decisions rather than a passive reporting mechanism.</w:t>
       </w:r>
     </w:p>
-    <w:bookmarkEnd w:id="32"/>
-    <w:bookmarkStart w:id="33" w:name="embedded-governance-automation"/>
+    <w:bookmarkEnd w:id="33"/>
+    <w:bookmarkStart w:id="34" w:name="embedded-governance-automation"/>
     <w:p>
       <w:pPr>
         <w:pStyle w:val="Heading3"/>
@@ -305,8 +430,8 @@
         <w:t xml:space="preserve">Governance is executed through orchestrated workflows that enforce policy consistently and reduce operational burden.</w:t>
       </w:r>
     </w:p>
-    <w:bookmarkEnd w:id="33"/>
-    <w:bookmarkStart w:id="34" w:name="public-service-first"/>
+    <w:bookmarkEnd w:id="34"/>
+    <w:bookmarkStart w:id="35" w:name="public-service-first"/>
     <w:p>
       <w:pPr>
         <w:pStyle w:val="Heading3"/>
@@ -330,9 +455,9 @@
         </w:pict>
       </w:r>
     </w:p>
-    <w:bookmarkEnd w:id="34"/>
     <w:bookmarkEnd w:id="35"/>
-    <w:bookmarkStart w:id="36" w:name="architectural-rationale"/>
+    <w:bookmarkEnd w:id="36"/>
+    <w:bookmarkStart w:id="37" w:name="architectural-rationale"/>
     <w:p>
       <w:pPr>
         <w:pStyle w:val="Heading1"/>
@@ -362,8 +487,8 @@
         </w:pict>
       </w:r>
     </w:p>
-    <w:bookmarkEnd w:id="36"/>
-    <w:bookmarkStart w:id="40" w:name="vibrant-visualizations"/>
+    <w:bookmarkEnd w:id="37"/>
+    <w:bookmarkStart w:id="41" w:name="vibrant-visualizations"/>
     <w:p>
       <w:pPr>
         <w:pStyle w:val="Heading1"/>
@@ -380,7 +505,7 @@
         <w:t xml:space="preserve">The following high-fidelity visuals provide presentation-grade evidence for audit and leadership review.</w:t>
       </w:r>
     </w:p>
-    <w:bookmarkStart w:id="37" w:name="identity-to-ip-mapping-ua-pillar"/>
+    <w:bookmarkStart w:id="38" w:name="identity-to-ip-mapping-ua-pillar"/>
     <w:p>
       <w:pPr>
         <w:pStyle w:val="Heading3"/>
@@ -422,8 +547,8 @@
         <w:t xml:space="preserve">Identity-to-IP Mapping</w:t>
       </w:r>
     </w:p>
-    <w:bookmarkEnd w:id="37"/>
-    <w:bookmarkStart w:id="38" w:name="cisco-microsoft-inr-overlay-o-pillar"/>
+    <w:bookmarkEnd w:id="38"/>
+    <w:bookmarkStart w:id="39" w:name="cisco-microsoft-inr-overlay-o-pillar"/>
     <w:p>
       <w:pPr>
         <w:pStyle w:val="Heading3"/>
@@ -465,8 +590,8 @@
         <w:t xml:space="preserve">INR Overlay Fabric</w:t>
       </w:r>
     </w:p>
-    <w:bookmarkEnd w:id="38"/>
-    <w:bookmarkStart w:id="39" w:name="cryptographic-trust-chain-sc-8"/>
+    <w:bookmarkEnd w:id="39"/>
+    <w:bookmarkStart w:id="40" w:name="cryptographic-trust-chain-sc-8"/>
     <w:p>
       <w:pPr>
         <w:pStyle w:val="Heading3"/>
@@ -527,8 +652,8 @@
         <w:t xml:space="preserve">End of Unified Architecture v1.0</w:t>
       </w:r>
     </w:p>
-    <w:bookmarkEnd w:id="39"/>
     <w:bookmarkEnd w:id="40"/>
+    <w:bookmarkEnd w:id="41"/>
     <w:sectPr/>
   </w:body>
 </w:document>
